--- a/M&A/カンテサンス/意向表明書_カンテサンス_20260930_v4_修正履歴.docx
+++ b/M&A/カンテサンス/意向表明書_カンテサンス_20260930_v4_修正履歴.docx
@@ -12103,14 +12103,26 @@
                 <w:rFonts w:ascii="BIZ UDPゴシック" w:eastAsia="BIZ UDPゴシック" w:hAnsi="BIZ UDPゴシック"/>
               </w:rPr>
             </w:pPr>
-            <w:r>
-              <w:rPr>
-                <w:rFonts w:ascii="BIZ UDPゴシック" w:eastAsia="BIZ UDPゴシック" w:hAnsi="BIZ UDPゴシック"/>
-                <w:sz w:val="20"/>
-                <w:szCs w:val="20"/>
-              </w:rPr>
-              <w:t>取得前比 250%超の増加</w:t>
-            </w:r>
+            <w:del w:id="12501" w:author="Claude" w:date="2026-09-28T09:00:00Z">
+              <w:r>
+                <w:rPr>
+                  <w:rFonts w:ascii="BIZ UDPゴシック" w:eastAsia="BIZ UDPゴシック" w:hAnsi="BIZ UDPゴシック"/>
+                  <w:sz w:val="20"/>
+                  <w:szCs w:val="20"/>
+                </w:rPr>
+                <w:delText xml:space="preserve">取得前比 250%超の増加</w:delText>
+              </w:r>
+            </w:del>
+            <w:ins w:id="12502" w:author="Claude" w:date="2026-09-28T09:00:00Z">
+              <w:r>
+                <w:rPr>
+                  <w:rFonts w:ascii="BIZ UDPゴシック" w:eastAsia="BIZ UDPゴシック" w:hAnsi="BIZ UDPゴシック"/>
+                  <w:sz w:val="20"/>
+                  <w:szCs w:val="20"/>
+                </w:rPr>
+                <w:t xml:space="preserve">取得前比 2.5倍超</w:t>
+              </w:r>
+            </w:ins>
           </w:p>
         </w:tc>
       </w:tr>
